--- a/Documents/User Guide (Ver 8.3).docx
+++ b/Documents/User Guide (Ver 8.3).docx
@@ -11269,7 +11269,7 @@
         <w:t>part</w:t>
       </w:r>
       <w:r>
-        <w:t>. A mass is a region of tiles grouped and named in Sangala Mosaic — the head, a wing, the frame around the picture. Each arrives in Studio as a part carrying that name, and the name identifies it everywhere in the app afterwards.</w:t>
+        <w:t>. A mass is a region of tiles grouped and named in Sangala Mosaic — the head, a wing, the frame around the picture. Each arrives in Studio as a part carrying that name, and the name identifies it everywhere in the application afterwards.</w:t>
       </w:r>
     </w:p>
     <w:p>
